--- a/course-pdfs/07_AI_Creators_Content.docx
+++ b/course-pdfs/07_AI_Creators_Content.docx
@@ -13,19 +13,19 @@
       </w:pPr>
       <w:r>
         <w:rPr/>
-        <w:t>AI for Creators &amp; Content — კონტენტის იმპერია</w:t>
-      </w:r>
-    </w:p>
-    <w:p>
-      <w:pPr>
-        <w:pStyle w:val="BodyText"/>
-        <w:bidi w:val="0"/>
-        <w:jc w:val="start"/>
-        <w:rPr/>
-      </w:pPr>
-      <w:r>
-        <w:rPr/>
-        <w:t>Lesson 1: AI Viral Content Creation — კონტენტის წარმოების მანქანა</w:t>
+        <w:t>AI for Creators &amp; Content — კონტენტის შექმნის სრული სისტემა</w:t>
+      </w:r>
+    </w:p>
+    <w:p>
+      <w:pPr>
+        <w:pStyle w:val="BodyText"/>
+        <w:bidi w:val="0"/>
+        <w:jc w:val="start"/>
+        <w:rPr/>
+      </w:pPr>
+      <w:r>
+        <w:rPr/>
+        <w:t>Lesson 1: AI კონტენტ-სტრატეგია — ფუნდამენტი</w:t>
       </w:r>
     </w:p>
     <w:p>
@@ -46,7 +46,7 @@
       </w:pPr>
       <w:r>
         <w:rPr/>
-        <w:t>ვირუსულობის მეცნიერება: 5 პრინციპი</w:t>
+        <w:t>კონტენტის ბურჯების (Content Pillars) შექმნა: 4-6 თემატური მიმართულების განსაზღვრა Claude/ChatGPT-ით, თითოეულისთვის ფორმატის და სიხშირის დაწესება, პრომპტ-შაბლონი ნიშის მიხედვით, მაგალითი ფიტნეს/ტექ/ფინანსური ნიშებისთვის</w:t>
       </w:r>
     </w:p>
     <w:p>
@@ -67,7 +67,7 @@
       </w:pPr>
       <w:r>
         <w:rPr/>
-        <w:t>კონტენტ-კალენდრის შექმნა AI-ით</w:t>
+        <w:t>ვირუსულობის 5 პრინციპი: ემოციური რეზონანსი (34% მეტი share), სოციალური ვალუტა, პრაქტიკული ღირებულება, ნარატივის ძალა (22x უფრო დამახსოვრებადი), ტრიგერები — AI-ით ყოველი პრინციპის გამოყენება</w:t>
       </w:r>
     </w:p>
     <w:p>
@@ -88,7 +88,7 @@
       </w:pPr>
       <w:r>
         <w:rPr/>
-        <w:t>ვირუსული ჰუკ-ფორმულები: პირველი 3 წამის ხელოვნება</w:t>
+        <w:t>სამიზნე აუდიტორიის ღრმა ანალიზი: buyer persona შექმნა AI-ით (demographics, psychographics, pain points, desires), audience research ინსტრუმენტები (SparkToro, AnswerThePublic + AI), content-market fit</w:t>
       </w:r>
     </w:p>
     <w:p>
@@ -109,7 +109,7 @@
       </w:pPr>
       <w:r>
         <w:rPr/>
-        <w:t>AI ვიდეო მონტაჟის ხელსაწყოები (CapCut, Opus Clip, Descript)</w:t>
+        <w:t>კონკურენტების კონტენტ-ანალიზი: top 10 კონკურენტის კონტენტ-სტრატეგიის reverse engineering AI-ით, gap analysis, differentiation strategy, content positioning</w:t>
       </w:r>
     </w:p>
     <w:p>
@@ -130,19 +130,19 @@
       </w:pPr>
       <w:r>
         <w:rPr/>
-        <w:t>ტრენდული კონტენტის აღმოჩენა და რეპურპოსინგი AI-ით</w:t>
-      </w:r>
-    </w:p>
-    <w:p>
-      <w:pPr>
-        <w:pStyle w:val="BodyText"/>
-        <w:bidi w:val="0"/>
-        <w:jc w:val="start"/>
-        <w:rPr/>
-      </w:pPr>
-      <w:r>
-        <w:rPr/>
-        <w:t>Lesson 2: AI Copywriting Pro — გაყიდვადი ტექსტების ხელოვნება</w:t>
+        <w:t>KPI და მეტრიკები: რომელი მეტრიკები აქვს მნიშვნელობა პლატფორმის მიხედვით (engagement rate vs reach vs saves vs shares), vanity metrics vs actionable metrics, reporting template AI-ით</w:t>
+      </w:r>
+    </w:p>
+    <w:p>
+      <w:pPr>
+        <w:pStyle w:val="BodyText"/>
+        <w:bidi w:val="0"/>
+        <w:jc w:val="start"/>
+        <w:rPr/>
+      </w:pPr>
+      <w:r>
+        <w:rPr/>
+        <w:t>Lesson 2: AI კონტენტ-კალენდარი და Batch წარმოება</w:t>
       </w:r>
     </w:p>
     <w:p>
@@ -163,7 +163,7 @@
       </w:pPr>
       <w:r>
         <w:rPr/>
-        <w:t>AIDA, PAS, BAB, FAB ფრეიმვორკები AI-ით</w:t>
+        <w:t>ერთთვიანი კალენდრის გენერაცია: პლატფორმა-სპეციფიკური დაგეგმვა (TikTok, Instagram Reels/Posts/Stories, YouTube, LinkedIn), ჰეშთეგ-სტრატეგია, CTA და გამოქვეყნების დრო, სეზონური და trending თარიღები</w:t>
       </w:r>
     </w:p>
     <w:p>
@@ -184,7 +184,7 @@
       </w:pPr>
       <w:r>
         <w:rPr/>
-        <w:t>AI კოპირაიტინგის ხელსაწყოები: Jasper, Copy.ai, Claude</w:t>
+        <w:t>Batch Content Creation workflow: ერთ დღეში ერთი კვირის კონტენტის შექმნა — სკრიპტების ბეჩ-გენერაცია, ვიზუალების ბეჩ-შექმნა, scheduling ინსტრუმენტები (Buffer, Later, Hootsuite + AI)</w:t>
       </w:r>
     </w:p>
     <w:p>
@@ -205,7 +205,7 @@
       </w:pPr>
       <w:r>
         <w:rPr/>
-        <w:t>სათაურების, ელ-ფოსტისა და Landing Page-ის კოპი</w:t>
+        <w:t>კონტენტის რეპურპოსინგი: ერთი ვიდეოდან 10+ კონტენტ-ერთეულის შექმნა (blog, carousel, shorts, tweet, newsletter, podcast clip, infographic, quote card, LinkedIn post, email), სრული workflow</w:t>
       </w:r>
     </w:p>
     <w:p>
@@ -226,7 +226,7 @@
       </w:pPr>
       <w:r>
         <w:rPr/>
-        <w:t>სოციალური მედიის რეკლამის ტექსტები პლატფორმების მიხედვით</w:t>
+        <w:t>ტრენდების აღმოჩენა: Google Trends + Exploding Topics + AI ანალიზი, TikTok Creative Center, trending audio-ს გამოყენება, ტრენდის ადაპტაცია ნიშისთვის, trend-jacking ეთიკურად</w:t>
       </w:r>
     </w:p>
     <w:p>
@@ -247,19 +247,19 @@
       </w:pPr>
       <w:r>
         <w:rPr/>
-        <w:t>A/B ტესტირება და SEO კოპირაიტინგი AI-ით</w:t>
-      </w:r>
-    </w:p>
-    <w:p>
-      <w:pPr>
-        <w:pStyle w:val="BodyText"/>
-        <w:bidi w:val="0"/>
-        <w:jc w:val="start"/>
-        <w:rPr/>
-      </w:pPr>
-      <w:r>
-        <w:rPr/>
-        <w:t>Lesson 3: AI Visual Brand Master — პროფესიული ფოტო და გრაფიკა</w:t>
+        <w:t>A/B ტესტირება და იტერაცია: headline/hook ტესტირება, thumbnail ვარიაციები, posting time optimization, format testing (Reel vs Carousel vs Static), data-driven content iteration ციკლი</w:t>
+      </w:r>
+    </w:p>
+    <w:p>
+      <w:pPr>
+        <w:pStyle w:val="BodyText"/>
+        <w:bidi w:val="0"/>
+        <w:jc w:val="start"/>
+        <w:rPr/>
+      </w:pPr>
+      <w:r>
+        <w:rPr/>
+        <w:t>Lesson 3: AI კოპირაიტინგი — გაყიდვადი ტექსტები</w:t>
       </w:r>
     </w:p>
     <w:p>
@@ -280,7 +280,7 @@
       </w:pPr>
       <w:r>
         <w:rPr/>
-        <w:t>Midjourney: AI სურათების გენერაციის Deep Dive</w:t>
+        <w:t>AIDA ფრეიმვორკი AI-ით: Attention (ჰუკი), Interest (პრობლემის გაღრმავება), Desire (სარგებელი), Action (CTA) — პრაქტიკული მაგალითები, პრომპტ-შაბლონი, 10 hook ფორმულა</w:t>
       </w:r>
     </w:p>
     <w:p>
@@ -301,7 +301,7 @@
       </w:pPr>
       <w:r>
         <w:rPr/>
-        <w:t>DALL-E 3 და Adobe Firefly: ვიზუალური AI ინსტრუმენტები</w:t>
+        <w:t>PAS, BAB, FAB ფრეიმვორკები: Problem-Agitate-Solve, Before-After-Bridge, Features-Advantages-Benefits — როდის რომელი, AI-ით გენერაცია, შედარება ერთ პროდუქტზე</w:t>
       </w:r>
     </w:p>
     <w:p>
@@ -322,7 +322,7 @@
       </w:pPr>
       <w:r>
         <w:rPr/>
-        <w:t>Canva AI: ყველასთვის ხელმისაწვდომი დიზაინი</w:t>
+        <w:t>სათაურების ხელოვნება: 10 დადასტურებული ფორმულა (How-to, Listicle, Question, Number, Controversial), power words, emotional triggers, A/B ტესტირება AI-ით, click-through rate ოპტიმიზაცია</w:t>
       </w:r>
     </w:p>
     <w:p>
@@ -343,7 +343,7 @@
       </w:pPr>
       <w:r>
         <w:rPr/>
-        <w:t>სრული Brand Book-ის შექმნა AI-ით</w:t>
+        <w:t>Email მარკეტინგის კოპი: subject line გენერაცია (open rate ოპტიმიზაცია), welcome სეკვენცია (5 ელ-ფოსტა), nurture კამპანია, re-engagement, cart abandonment — ყველა AI შაბლონით</w:t>
       </w:r>
     </w:p>
     <w:p>
@@ -364,19 +364,19 @@
       </w:pPr>
       <w:r>
         <w:rPr/>
-        <w:t>პროდუქტის ფოტოგრაფია და ვიზუალური იდენტობა AI-ით</w:t>
-      </w:r>
-    </w:p>
-    <w:p>
-      <w:pPr>
-        <w:pStyle w:val="BodyText"/>
-        <w:bidi w:val="0"/>
-        <w:jc w:val="start"/>
-        <w:rPr/>
-      </w:pPr>
-      <w:r>
-        <w:rPr/>
-        <w:t>Lesson 4: AI Video Production &amp; Avatars — ციფრული სპიკერები</w:t>
+        <w:t>Landing Page და Ad Copy: headline + subheadline + bullet points + CTA, Facebook/Instagram/Google/LinkedIn ad copy პლატფორმის სპეციფიკით, social proof integration, urgency/scarcity elements</w:t>
+      </w:r>
+    </w:p>
+    <w:p>
+      <w:pPr>
+        <w:pStyle w:val="BodyText"/>
+        <w:bidi w:val="0"/>
+        <w:jc w:val="start"/>
+        <w:rPr/>
+      </w:pPr>
+      <w:r>
+        <w:rPr/>
+        <w:t>Lesson 4: AI ვიზუალური კონტენტი — გრაფიკა და ბრენდინგი</w:t>
       </w:r>
     </w:p>
     <w:p>
@@ -397,7 +397,7 @@
       </w:pPr>
       <w:r>
         <w:rPr/>
-        <w:t>AI ვიდეო გენერაციის პლატფორმები: HeyGen, Synthesia, D-ID</w:t>
+        <w:t>Midjourney Deep Dive: პრომპტის ანატომია (subject, style, lighting, camera angle, mood, color palette), --ar, --v, --style, --chaos პარამეტრები, seed-ის გამოყენება consistency-სთვის, 10 ყველაზე ეფექტური სტილი</w:t>
       </w:r>
     </w:p>
     <w:p>
@@ -418,7 +418,7 @@
       </w:pPr>
       <w:r>
         <w:rPr/>
-        <w:t>ციფრული ავატარის შექმნა და პერსონალიზაცია</w:t>
+        <w:t>DALL-E 3 და Adobe Firefly: DALL-E 3 (ChatGPT-ში ინტეგრირებული, ტექსტის გენერაცია), Adobe Firefly (Creative Cloud ინტეგრაცია, კომერციული safe), როდის რომელი, ძლიერი/სუსტი მხარეები</w:t>
       </w:r>
     </w:p>
     <w:p>
@@ -439,7 +439,7 @@
       </w:pPr>
       <w:r>
         <w:rPr/>
-        <w:t>AI ხმის კლონირება და მულტილინგვური კონტენტი</w:t>
+        <w:t>Canva AI პრაქტიკა: Magic Design, Text to Image, Background Remover, Magic Animate, Brand Kit setup — სრული workflow: იდეა → დიზაინი → ანიმაცია → export, template-ების სისტემა</w:t>
       </w:r>
     </w:p>
     <w:p>
@@ -460,7 +460,7 @@
       </w:pPr>
       <w:r>
         <w:rPr/>
-        <w:t>ვიდეო სერიების წარმოება AI-ით მასშტაბურად</w:t>
+        <w:t>Brand Book შექმნა: ფერთა პალიტრა (ფსიქოლოგია + AI რეკომენდაცია), ტიპოგრაფია, ლოგოს კონცეფცია, brand guidelines, visual identity system, ბრენდის consistency ვიზუალებში</w:t>
       </w:r>
     </w:p>
     <w:p>
@@ -481,19 +481,19 @@
       </w:pPr>
       <w:r>
         <w:rPr/>
-        <w:t>ეთიკური სტანდარტები AI ვიდეო კონტენტში</w:t>
-      </w:r>
-    </w:p>
-    <w:p>
-      <w:pPr>
-        <w:pStyle w:val="BodyText"/>
-        <w:bidi w:val="0"/>
-        <w:jc w:val="start"/>
-        <w:rPr/>
-      </w:pPr>
-      <w:r>
-        <w:rPr/>
-        <w:t>Lesson 5: AI Storytelling &amp; Scriptwriting — სცენარების არქიტექტურა</w:t>
+        <w:t>პროდუქტის ფოტოგრაფია: AI product photos (ფონის შეცვლა, lifestyle mockups), e-commerce ვიზუალები batch-ით, before/after editing, social media ready formats, A/B ვიზუალ ტესტი</w:t>
+      </w:r>
+    </w:p>
+    <w:p>
+      <w:pPr>
+        <w:pStyle w:val="BodyText"/>
+        <w:bidi w:val="0"/>
+        <w:jc w:val="start"/>
+        <w:rPr/>
+      </w:pPr>
+      <w:r>
+        <w:rPr/>
+        <w:t>Lesson 5: AI ვიდეო პროდაქშენი</w:t>
       </w:r>
     </w:p>
     <w:p>
@@ -514,7 +514,7 @@
       </w:pPr>
       <w:r>
         <w:rPr/>
-        <w:t>სტორითელინგის ფსიქოლოგია და AI</w:t>
+        <w:t>AI ვიდეო პლატფორმები: HeyGen (ავატარი + voice clone), Synthesia (კორპორატიული), D-ID (ფოტო → ვიდეო), Runway ML (ეფექტები + gen-2), Pika Labs, Sora — ფასები, ხარისხი, use cases, შედარების ცხრილი</w:t>
       </w:r>
     </w:p>
     <w:p>
@@ -535,7 +535,7 @@
       </w:pPr>
       <w:r>
         <w:rPr/>
-        <w:t>ვიდეო სცენარების წერა AI-ით (YouTube, TikTok, Instagram)</w:t>
+        <w:t>ციფრული ავატარის შექმნა: პერსონალიზებული ავატარი HeyGen-ით ნაბიჯ-ნაბიჯ, ხმის კლონირება (ElevenLabs, HeyGen Voice), მულტილინგვური — ერთი ვიდეო 10 ენაზე, lip-sync ტექნოლოგია</w:t>
       </w:r>
     </w:p>
     <w:p>
@@ -556,7 +556,7 @@
       </w:pPr>
       <w:r>
         <w:rPr/>
-        <w:t>პოდკასტის სკრიპტები და საუბრის სტრუქტურა</w:t>
+        <w:t>AI ვიდეო მონტაჟი: CapCut AI (auto-captions, auto-edit, templates), Opus Clip (long → shorts ავტომატურად), Descript (text-based editing, filler removal, eye contact correction), ScreenFlow AI</w:t>
       </w:r>
     </w:p>
     <w:p>
@@ -577,7 +577,7 @@
       </w:pPr>
       <w:r>
         <w:rPr/>
-        <w:t>ბრენდ-ნარატივის შექმნა AI-ით</w:t>
+        <w:t>Batch ვიდეო წარმოება: 10 ვიდეო დღეში სისტემა — სკრიპტი AI-ით → ავატარით გახმოვანება → ავტო-მონტაჟი → thumbnail → caption → schedule, სრული pipeline</w:t>
       </w:r>
     </w:p>
     <w:p>
@@ -598,7 +598,241 @@
       </w:pPr>
       <w:r>
         <w:rPr/>
-        <w:t>მრავალფორმატიანი სტორითელინგის სტრატეგია</w:t>
+        <w:t>ეთიკა და იურიდიული ჩარჩო: deepfake რისკები, AI-generated label მოთხოვნები, საავტორო უფლებები, პლატფორმების პოლიტიკა, voice/likeness consent, disclosure best practices</w:t>
+      </w:r>
+    </w:p>
+    <w:p>
+      <w:pPr>
+        <w:pStyle w:val="BodyText"/>
+        <w:bidi w:val="0"/>
+        <w:jc w:val="start"/>
+        <w:rPr/>
+      </w:pPr>
+      <w:r>
+        <w:rPr/>
+        <w:t>Lesson 6: AI აუდიო კონტენტი — პოდკასტი და მუსიკა</w:t>
+      </w:r>
+    </w:p>
+    <w:p>
+      <w:pPr>
+        <w:pStyle w:val="BodyText"/>
+        <w:numPr>
+          <w:ilvl w:val="0"/>
+          <w:numId w:val="7"/>
+        </w:numPr>
+        <w:tabs>
+          <w:tab w:val="clear" w:pos="709"/>
+          <w:tab w:val="left" w:pos="709" w:leader="none"/>
+        </w:tabs>
+        <w:bidi w:val="0"/>
+        <w:ind w:hanging="283" w:start="709"/>
+        <w:jc w:val="start"/>
+        <w:rPr/>
+      </w:pPr>
+      <w:r>
+        <w:rPr/>
+        <w:t>პოდკასტის შექმნა AI-ით: topic ideation, episode structure, interview questions გენერაცია, solo episode სკრიპტი, show notes ავტომატიზაცია, transcript → blog post → social clips</w:t>
+      </w:r>
+    </w:p>
+    <w:p>
+      <w:pPr>
+        <w:pStyle w:val="BodyText"/>
+        <w:numPr>
+          <w:ilvl w:val="0"/>
+          <w:numId w:val="7"/>
+        </w:numPr>
+        <w:tabs>
+          <w:tab w:val="clear" w:pos="709"/>
+          <w:tab w:val="left" w:pos="709" w:leader="none"/>
+        </w:tabs>
+        <w:bidi w:val="0"/>
+        <w:ind w:hanging="283" w:start="709"/>
+        <w:jc w:val="start"/>
+        <w:rPr/>
+      </w:pPr>
+      <w:r>
+        <w:rPr/>
+        <w:t>AI ხმის ტექნოლოგიები: ElevenLabs (text-to-speech, voice cloning), PlayHT, WellSaid Labs — ხარისხის შედარება, pricing, commercial use rights, custom voice creation</w:t>
+      </w:r>
+    </w:p>
+    <w:p>
+      <w:pPr>
+        <w:pStyle w:val="BodyText"/>
+        <w:numPr>
+          <w:ilvl w:val="0"/>
+          <w:numId w:val="7"/>
+        </w:numPr>
+        <w:tabs>
+          <w:tab w:val="clear" w:pos="709"/>
+          <w:tab w:val="left" w:pos="709" w:leader="none"/>
+        </w:tabs>
+        <w:bidi w:val="0"/>
+        <w:ind w:hanging="283" w:start="709"/>
+        <w:jc w:val="start"/>
+        <w:rPr/>
+      </w:pPr>
+      <w:r>
+        <w:rPr/>
+        <w:t>აუდიო ედიტინგი AI-ით: Descript (text-based audio editing), Adobe Podcast AI (noise removal, enhance speech), Riverside.fm, auto-leveling, multi-track editing automation</w:t>
+      </w:r>
+    </w:p>
+    <w:p>
+      <w:pPr>
+        <w:pStyle w:val="BodyText"/>
+        <w:numPr>
+          <w:ilvl w:val="0"/>
+          <w:numId w:val="7"/>
+        </w:numPr>
+        <w:tabs>
+          <w:tab w:val="clear" w:pos="709"/>
+          <w:tab w:val="left" w:pos="709" w:leader="none"/>
+        </w:tabs>
+        <w:bidi w:val="0"/>
+        <w:ind w:hanging="283" w:start="709"/>
+        <w:jc w:val="start"/>
+        <w:rPr/>
+      </w:pPr>
+      <w:r>
+        <w:rPr/>
+        <w:t>AI მუსიკა და sound design: Suno AI, Udio (original music generation), background music for videos, sound effects, jingles, podcast intros — copyright considerations</w:t>
+      </w:r>
+    </w:p>
+    <w:p>
+      <w:pPr>
+        <w:pStyle w:val="BodyText"/>
+        <w:numPr>
+          <w:ilvl w:val="0"/>
+          <w:numId w:val="7"/>
+        </w:numPr>
+        <w:tabs>
+          <w:tab w:val="clear" w:pos="709"/>
+          <w:tab w:val="left" w:pos="709" w:leader="none"/>
+        </w:tabs>
+        <w:bidi w:val="0"/>
+        <w:ind w:hanging="283" w:start="709"/>
+        <w:jc w:val="start"/>
+        <w:rPr/>
+      </w:pPr>
+      <w:r>
+        <w:rPr/>
+        <w:t>აუდიო მარკეტინგი: podcast promotion strategy, audiogram creation AI-ით, cross-platform audio distribution, podcast SEO, monetization (sponsorships, premium content)</w:t>
+      </w:r>
+    </w:p>
+    <w:p>
+      <w:pPr>
+        <w:pStyle w:val="BodyText"/>
+        <w:bidi w:val="0"/>
+        <w:jc w:val="start"/>
+        <w:rPr/>
+      </w:pPr>
+      <w:r>
+        <w:rPr/>
+        <w:t>Lesson 7: AI სტორითელინგი და სცენარების წერა</w:t>
+      </w:r>
+    </w:p>
+    <w:p>
+      <w:pPr>
+        <w:pStyle w:val="BodyText"/>
+        <w:numPr>
+          <w:ilvl w:val="0"/>
+          <w:numId w:val="8"/>
+        </w:numPr>
+        <w:tabs>
+          <w:tab w:val="clear" w:pos="709"/>
+          <w:tab w:val="left" w:pos="709" w:leader="none"/>
+        </w:tabs>
+        <w:bidi w:val="0"/>
+        <w:ind w:hanging="283" w:start="709"/>
+        <w:jc w:val="start"/>
+        <w:rPr/>
+      </w:pPr>
+      <w:r>
+        <w:rPr/>
+        <w:t>სტორითელინგის ფსიქოლოგია: Hero's Journey სტრუქტურა AI-ით, ემოციური arc, conflict-resolution, hook-body-CTA სოციალური მედიისთვის, story-driven selling</w:t>
+      </w:r>
+    </w:p>
+    <w:p>
+      <w:pPr>
+        <w:pStyle w:val="BodyText"/>
+        <w:numPr>
+          <w:ilvl w:val="0"/>
+          <w:numId w:val="8"/>
+        </w:numPr>
+        <w:tabs>
+          <w:tab w:val="clear" w:pos="709"/>
+          <w:tab w:val="left" w:pos="709" w:leader="none"/>
+        </w:tabs>
+        <w:bidi w:val="0"/>
+        <w:ind w:hanging="283" w:start="709"/>
+        <w:jc w:val="start"/>
+        <w:rPr/>
+      </w:pPr>
+      <w:r>
+        <w:rPr/>
+        <w:t>ვიდეო სცენარები: YouTube სცენარი (5-წამიანი hook, retention loops, chapter სტრუქტურა, pattern interrupts), TikTok/Reels სცენარი (3-წამიანი hook, payoff), educational content script formula</w:t>
+      </w:r>
+    </w:p>
+    <w:p>
+      <w:pPr>
+        <w:pStyle w:val="BodyText"/>
+        <w:numPr>
+          <w:ilvl w:val="0"/>
+          <w:numId w:val="8"/>
+        </w:numPr>
+        <w:tabs>
+          <w:tab w:val="clear" w:pos="709"/>
+          <w:tab w:val="left" w:pos="709" w:leader="none"/>
+        </w:tabs>
+        <w:bidi w:val="0"/>
+        <w:ind w:hanging="283" w:start="709"/>
+        <w:jc w:val="start"/>
+        <w:rPr/>
+      </w:pPr>
+      <w:r>
+        <w:rPr/>
+        <w:t>ბრენდ-ნარატივი: brand story (origin, mission, vision, values), brand voice guidelines, tone of voice დოკუმენტი, customer success stories framework, founder's story template</w:t>
+      </w:r>
+    </w:p>
+    <w:p>
+      <w:pPr>
+        <w:pStyle w:val="BodyText"/>
+        <w:numPr>
+          <w:ilvl w:val="0"/>
+          <w:numId w:val="8"/>
+        </w:numPr>
+        <w:tabs>
+          <w:tab w:val="clear" w:pos="709"/>
+          <w:tab w:val="left" w:pos="709" w:leader="none"/>
+        </w:tabs>
+        <w:bidi w:val="0"/>
+        <w:ind w:hanging="283" w:start="709"/>
+        <w:jc w:val="start"/>
+        <w:rPr/>
+      </w:pPr>
+      <w:r>
+        <w:rPr/>
+        <w:t>მრავალფორმატიანი სტორითელინგი: ერთი ძირითადი სტორიიდან 15+ კონტენტი — blog, video, carousel, email, tweet thread, LinkedIn, podcast, infographic, case study, webinar, ebook chapter, social proof</w:t>
+      </w:r>
+    </w:p>
+    <w:p>
+      <w:pPr>
+        <w:pStyle w:val="BodyText"/>
+        <w:numPr>
+          <w:ilvl w:val="0"/>
+          <w:numId w:val="8"/>
+        </w:numPr>
+        <w:tabs>
+          <w:tab w:val="clear" w:pos="709"/>
+          <w:tab w:val="left" w:pos="709" w:leader="none"/>
+        </w:tabs>
+        <w:bidi w:val="0"/>
+        <w:ind w:hanging="283" w:start="709"/>
+        <w:jc w:val="start"/>
+        <w:rPr/>
+      </w:pPr>
+      <w:r>
+        <w:rPr/>
+        <w:t>კონტენტ-სერიები: serialized content strategy, cliffhanger techniques, audience retention across episodes, community building through stories, interactive storytelling (polls, choose-your-adventure)</w:t>
       </w:r>
     </w:p>
     <w:p>
@@ -1296,6 +1530,280 @@
     </w:lvl>
   </w:abstractNum>
   <w:abstractNum w:abstractNumId="6">
+    <w:lvl w:ilvl="0">
+      <w:start w:val="1"/>
+      <w:numFmt w:val="bullet"/>
+      <w:lvlText w:val=""/>
+      <w:lvlJc w:val="start"/>
+      <w:pPr>
+        <w:tabs>
+          <w:tab w:val="num" w:pos="709"/>
+        </w:tabs>
+        <w:ind w:start="709" w:hanging="283"/>
+      </w:pPr>
+      <w:rPr>
+        <w:rFonts w:ascii="Symbol" w:hAnsi="Symbol" w:cs="Symbol" w:hint="default"/>
+      </w:rPr>
+    </w:lvl>
+    <w:lvl w:ilvl="1">
+      <w:start w:val="1"/>
+      <w:numFmt w:val="bullet"/>
+      <w:lvlText w:val=""/>
+      <w:lvlJc w:val="start"/>
+      <w:pPr>
+        <w:tabs>
+          <w:tab w:val="num" w:pos="1418"/>
+        </w:tabs>
+        <w:ind w:start="1418" w:hanging="283"/>
+      </w:pPr>
+      <w:rPr>
+        <w:rFonts w:ascii="Symbol" w:hAnsi="Symbol" w:cs="Symbol" w:hint="default"/>
+      </w:rPr>
+    </w:lvl>
+    <w:lvl w:ilvl="2">
+      <w:start w:val="1"/>
+      <w:numFmt w:val="bullet"/>
+      <w:lvlText w:val=""/>
+      <w:lvlJc w:val="start"/>
+      <w:pPr>
+        <w:tabs>
+          <w:tab w:val="num" w:pos="2127"/>
+        </w:tabs>
+        <w:ind w:start="2127" w:hanging="283"/>
+      </w:pPr>
+      <w:rPr>
+        <w:rFonts w:ascii="Symbol" w:hAnsi="Symbol" w:cs="Symbol" w:hint="default"/>
+      </w:rPr>
+    </w:lvl>
+    <w:lvl w:ilvl="3">
+      <w:start w:val="1"/>
+      <w:numFmt w:val="bullet"/>
+      <w:lvlText w:val=""/>
+      <w:lvlJc w:val="start"/>
+      <w:pPr>
+        <w:tabs>
+          <w:tab w:val="num" w:pos="2836"/>
+        </w:tabs>
+        <w:ind w:start="2836" w:hanging="283"/>
+      </w:pPr>
+      <w:rPr>
+        <w:rFonts w:ascii="Symbol" w:hAnsi="Symbol" w:cs="Symbol" w:hint="default"/>
+      </w:rPr>
+    </w:lvl>
+    <w:lvl w:ilvl="4">
+      <w:start w:val="1"/>
+      <w:numFmt w:val="bullet"/>
+      <w:lvlText w:val=""/>
+      <w:lvlJc w:val="start"/>
+      <w:pPr>
+        <w:tabs>
+          <w:tab w:val="num" w:pos="3545"/>
+        </w:tabs>
+        <w:ind w:start="3545" w:hanging="283"/>
+      </w:pPr>
+      <w:rPr>
+        <w:rFonts w:ascii="Symbol" w:hAnsi="Symbol" w:cs="Symbol" w:hint="default"/>
+      </w:rPr>
+    </w:lvl>
+    <w:lvl w:ilvl="5">
+      <w:start w:val="1"/>
+      <w:numFmt w:val="bullet"/>
+      <w:lvlText w:val=""/>
+      <w:lvlJc w:val="start"/>
+      <w:pPr>
+        <w:tabs>
+          <w:tab w:val="num" w:pos="4254"/>
+        </w:tabs>
+        <w:ind w:start="4254" w:hanging="283"/>
+      </w:pPr>
+      <w:rPr>
+        <w:rFonts w:ascii="Symbol" w:hAnsi="Symbol" w:cs="Symbol" w:hint="default"/>
+      </w:rPr>
+    </w:lvl>
+    <w:lvl w:ilvl="6">
+      <w:start w:val="1"/>
+      <w:numFmt w:val="bullet"/>
+      <w:lvlText w:val=""/>
+      <w:lvlJc w:val="start"/>
+      <w:pPr>
+        <w:tabs>
+          <w:tab w:val="num" w:pos="4963"/>
+        </w:tabs>
+        <w:ind w:start="4963" w:hanging="283"/>
+      </w:pPr>
+      <w:rPr>
+        <w:rFonts w:ascii="Symbol" w:hAnsi="Symbol" w:cs="Symbol" w:hint="default"/>
+      </w:rPr>
+    </w:lvl>
+    <w:lvl w:ilvl="7">
+      <w:start w:val="1"/>
+      <w:numFmt w:val="bullet"/>
+      <w:lvlText w:val=""/>
+      <w:lvlJc w:val="start"/>
+      <w:pPr>
+        <w:tabs>
+          <w:tab w:val="num" w:pos="5672"/>
+        </w:tabs>
+        <w:ind w:start="5672" w:hanging="283"/>
+      </w:pPr>
+      <w:rPr>
+        <w:rFonts w:ascii="Symbol" w:hAnsi="Symbol" w:cs="Symbol" w:hint="default"/>
+      </w:rPr>
+    </w:lvl>
+    <w:lvl w:ilvl="8">
+      <w:start w:val="1"/>
+      <w:numFmt w:val="bullet"/>
+      <w:lvlText w:val=""/>
+      <w:lvlJc w:val="start"/>
+      <w:pPr>
+        <w:tabs>
+          <w:tab w:val="num" w:pos="6381"/>
+        </w:tabs>
+        <w:ind w:start="6381" w:hanging="283"/>
+      </w:pPr>
+      <w:rPr>
+        <w:rFonts w:ascii="Symbol" w:hAnsi="Symbol" w:cs="Symbol" w:hint="default"/>
+      </w:rPr>
+    </w:lvl>
+  </w:abstractNum>
+  <w:abstractNum w:abstractNumId="7">
+    <w:lvl w:ilvl="0">
+      <w:start w:val="1"/>
+      <w:numFmt w:val="bullet"/>
+      <w:lvlText w:val=""/>
+      <w:lvlJc w:val="start"/>
+      <w:pPr>
+        <w:tabs>
+          <w:tab w:val="num" w:pos="709"/>
+        </w:tabs>
+        <w:ind w:start="709" w:hanging="283"/>
+      </w:pPr>
+      <w:rPr>
+        <w:rFonts w:ascii="Symbol" w:hAnsi="Symbol" w:cs="Symbol" w:hint="default"/>
+      </w:rPr>
+    </w:lvl>
+    <w:lvl w:ilvl="1">
+      <w:start w:val="1"/>
+      <w:numFmt w:val="bullet"/>
+      <w:lvlText w:val=""/>
+      <w:lvlJc w:val="start"/>
+      <w:pPr>
+        <w:tabs>
+          <w:tab w:val="num" w:pos="1418"/>
+        </w:tabs>
+        <w:ind w:start="1418" w:hanging="283"/>
+      </w:pPr>
+      <w:rPr>
+        <w:rFonts w:ascii="Symbol" w:hAnsi="Symbol" w:cs="Symbol" w:hint="default"/>
+      </w:rPr>
+    </w:lvl>
+    <w:lvl w:ilvl="2">
+      <w:start w:val="1"/>
+      <w:numFmt w:val="bullet"/>
+      <w:lvlText w:val=""/>
+      <w:lvlJc w:val="start"/>
+      <w:pPr>
+        <w:tabs>
+          <w:tab w:val="num" w:pos="2127"/>
+        </w:tabs>
+        <w:ind w:start="2127" w:hanging="283"/>
+      </w:pPr>
+      <w:rPr>
+        <w:rFonts w:ascii="Symbol" w:hAnsi="Symbol" w:cs="Symbol" w:hint="default"/>
+      </w:rPr>
+    </w:lvl>
+    <w:lvl w:ilvl="3">
+      <w:start w:val="1"/>
+      <w:numFmt w:val="bullet"/>
+      <w:lvlText w:val=""/>
+      <w:lvlJc w:val="start"/>
+      <w:pPr>
+        <w:tabs>
+          <w:tab w:val="num" w:pos="2836"/>
+        </w:tabs>
+        <w:ind w:start="2836" w:hanging="283"/>
+      </w:pPr>
+      <w:rPr>
+        <w:rFonts w:ascii="Symbol" w:hAnsi="Symbol" w:cs="Symbol" w:hint="default"/>
+      </w:rPr>
+    </w:lvl>
+    <w:lvl w:ilvl="4">
+      <w:start w:val="1"/>
+      <w:numFmt w:val="bullet"/>
+      <w:lvlText w:val=""/>
+      <w:lvlJc w:val="start"/>
+      <w:pPr>
+        <w:tabs>
+          <w:tab w:val="num" w:pos="3545"/>
+        </w:tabs>
+        <w:ind w:start="3545" w:hanging="283"/>
+      </w:pPr>
+      <w:rPr>
+        <w:rFonts w:ascii="Symbol" w:hAnsi="Symbol" w:cs="Symbol" w:hint="default"/>
+      </w:rPr>
+    </w:lvl>
+    <w:lvl w:ilvl="5">
+      <w:start w:val="1"/>
+      <w:numFmt w:val="bullet"/>
+      <w:lvlText w:val=""/>
+      <w:lvlJc w:val="start"/>
+      <w:pPr>
+        <w:tabs>
+          <w:tab w:val="num" w:pos="4254"/>
+        </w:tabs>
+        <w:ind w:start="4254" w:hanging="283"/>
+      </w:pPr>
+      <w:rPr>
+        <w:rFonts w:ascii="Symbol" w:hAnsi="Symbol" w:cs="Symbol" w:hint="default"/>
+      </w:rPr>
+    </w:lvl>
+    <w:lvl w:ilvl="6">
+      <w:start w:val="1"/>
+      <w:numFmt w:val="bullet"/>
+      <w:lvlText w:val=""/>
+      <w:lvlJc w:val="start"/>
+      <w:pPr>
+        <w:tabs>
+          <w:tab w:val="num" w:pos="4963"/>
+        </w:tabs>
+        <w:ind w:start="4963" w:hanging="283"/>
+      </w:pPr>
+      <w:rPr>
+        <w:rFonts w:ascii="Symbol" w:hAnsi="Symbol" w:cs="Symbol" w:hint="default"/>
+      </w:rPr>
+    </w:lvl>
+    <w:lvl w:ilvl="7">
+      <w:start w:val="1"/>
+      <w:numFmt w:val="bullet"/>
+      <w:lvlText w:val=""/>
+      <w:lvlJc w:val="start"/>
+      <w:pPr>
+        <w:tabs>
+          <w:tab w:val="num" w:pos="5672"/>
+        </w:tabs>
+        <w:ind w:start="5672" w:hanging="283"/>
+      </w:pPr>
+      <w:rPr>
+        <w:rFonts w:ascii="Symbol" w:hAnsi="Symbol" w:cs="Symbol" w:hint="default"/>
+      </w:rPr>
+    </w:lvl>
+    <w:lvl w:ilvl="8">
+      <w:start w:val="1"/>
+      <w:numFmt w:val="bullet"/>
+      <w:lvlText w:val=""/>
+      <w:lvlJc w:val="start"/>
+      <w:pPr>
+        <w:tabs>
+          <w:tab w:val="num" w:pos="6381"/>
+        </w:tabs>
+        <w:ind w:start="6381" w:hanging="283"/>
+      </w:pPr>
+      <w:rPr>
+        <w:rFonts w:ascii="Symbol" w:hAnsi="Symbol" w:cs="Symbol" w:hint="default"/>
+      </w:rPr>
+    </w:lvl>
+  </w:abstractNum>
+  <w:abstractNum w:abstractNumId="8">
     <w:lvl w:ilvl="0">
       <w:start w:val="1"/>
       <w:numFmt w:val="bullet"/>
@@ -1449,6 +1957,12 @@
   </w:num>
   <w:num w:numId="6">
     <w:abstractNumId w:val="6"/>
+  </w:num>
+  <w:num w:numId="7">
+    <w:abstractNumId w:val="7"/>
+  </w:num>
+  <w:num w:numId="8">
+    <w:abstractNumId w:val="8"/>
   </w:num>
 </w:numbering>
 </file>
